--- a/Build pipelines/M2-Homework-Challenge-Build-Pipelines.docx
+++ b/Build pipelines/M2-Homework-Challenge-Build-Pipelines.docx
@@ -2433,10 +2433,1186 @@
       <w:pPr>
         <w:spacing w:before="120" w:line="360" w:lineRule="auto"/>
       </w:pPr>
+      <w:r>
+        <w:t>5. Creating Jenkins volume and running it with docker support</w:t>
+      </w:r>
+    </w:p>
+    <w:p>
+      <w:pPr>
+        <w:spacing w:before="120" w:line="360" w:lineRule="auto"/>
+      </w:pPr>
+      <w:r>
+        <w:rPr>
+          <w:noProof/>
+        </w:rPr>
+        <w:drawing>
+          <wp:inline distT="0" distB="0" distL="0" distR="0" wp14:anchorId="7F16957B" wp14:editId="58C2D026">
+            <wp:extent cx="6626225" cy="2823845"/>
+            <wp:effectExtent l="0" t="0" r="3175" b="0"/>
+            <wp:docPr id="1280891964" name="Картина 32" descr="Картина, която съдържа текст, екранна снимка, Шрифт"/>
+            <wp:cNvGraphicFramePr>
+              <a:graphicFrameLocks xmlns:a="http://schemas.openxmlformats.org/drawingml/2006/main" noChangeAspect="1"/>
+            </wp:cNvGraphicFramePr>
+            <a:graphic xmlns:a="http://schemas.openxmlformats.org/drawingml/2006/main">
+              <a:graphicData uri="http://schemas.openxmlformats.org/drawingml/2006/picture">
+                <pic:pic xmlns:pic="http://schemas.openxmlformats.org/drawingml/2006/picture">
+                  <pic:nvPicPr>
+                    <pic:cNvPr id="1280891964" name="Картина 32" descr="Картина, която съдържа текст, екранна снимка, Шрифт"/>
+                    <pic:cNvPicPr/>
+                  </pic:nvPicPr>
+                  <pic:blipFill>
+                    <a:blip r:embed="rId35" cstate="print">
+                      <a:extLst>
+                        <a:ext uri="{28A0092B-C50C-407E-A947-70E740481C1C}">
+                          <a14:useLocalDpi xmlns:a14="http://schemas.microsoft.com/office/drawing/2010/main" val="0"/>
+                        </a:ext>
+                      </a:extLst>
+                    </a:blip>
+                    <a:stretch>
+                      <a:fillRect/>
+                    </a:stretch>
+                  </pic:blipFill>
+                  <pic:spPr>
+                    <a:xfrm>
+                      <a:off x="0" y="0"/>
+                      <a:ext cx="6626225" cy="2823845"/>
+                    </a:xfrm>
+                    <a:prstGeom prst="rect">
+                      <a:avLst/>
+                    </a:prstGeom>
+                  </pic:spPr>
+                </pic:pic>
+              </a:graphicData>
+            </a:graphic>
+          </wp:inline>
+        </w:drawing>
+      </w:r>
+    </w:p>
+    <w:p>
+      <w:pPr>
+        <w:spacing w:before="120" w:line="360" w:lineRule="auto"/>
+      </w:pPr>
+      <w:r>
+        <w:t>6. Get Jenkins admin pass and start installing necessary plugins</w:t>
+      </w:r>
+    </w:p>
+    <w:p>
+      <w:pPr>
+        <w:spacing w:before="120" w:line="360" w:lineRule="auto"/>
+      </w:pPr>
+      <w:r>
+        <w:rPr>
+          <w:noProof/>
+        </w:rPr>
+        <w:lastRenderedPageBreak/>
+        <w:drawing>
+          <wp:inline distT="0" distB="0" distL="0" distR="0" wp14:anchorId="21C56A20" wp14:editId="032C6246">
+            <wp:extent cx="6626225" cy="603885"/>
+            <wp:effectExtent l="0" t="0" r="3175" b="5715"/>
+            <wp:docPr id="1849487024" name="Картина 33"/>
+            <wp:cNvGraphicFramePr>
+              <a:graphicFrameLocks xmlns:a="http://schemas.openxmlformats.org/drawingml/2006/main" noChangeAspect="1"/>
+            </wp:cNvGraphicFramePr>
+            <a:graphic xmlns:a="http://schemas.openxmlformats.org/drawingml/2006/main">
+              <a:graphicData uri="http://schemas.openxmlformats.org/drawingml/2006/picture">
+                <pic:pic xmlns:pic="http://schemas.openxmlformats.org/drawingml/2006/picture">
+                  <pic:nvPicPr>
+                    <pic:cNvPr id="1849487024" name="Картина 1849487024"/>
+                    <pic:cNvPicPr/>
+                  </pic:nvPicPr>
+                  <pic:blipFill>
+                    <a:blip r:embed="rId36" cstate="print">
+                      <a:extLst>
+                        <a:ext uri="{28A0092B-C50C-407E-A947-70E740481C1C}">
+                          <a14:useLocalDpi xmlns:a14="http://schemas.microsoft.com/office/drawing/2010/main" val="0"/>
+                        </a:ext>
+                      </a:extLst>
+                    </a:blip>
+                    <a:stretch>
+                      <a:fillRect/>
+                    </a:stretch>
+                  </pic:blipFill>
+                  <pic:spPr>
+                    <a:xfrm>
+                      <a:off x="0" y="0"/>
+                      <a:ext cx="6626225" cy="603885"/>
+                    </a:xfrm>
+                    <a:prstGeom prst="rect">
+                      <a:avLst/>
+                    </a:prstGeom>
+                  </pic:spPr>
+                </pic:pic>
+              </a:graphicData>
+            </a:graphic>
+          </wp:inline>
+        </w:drawing>
+      </w:r>
+    </w:p>
+    <w:p>
+      <w:pPr>
+        <w:spacing w:before="120" w:line="360" w:lineRule="auto"/>
+      </w:pPr>
+      <w:r>
+        <w:rPr>
+          <w:noProof/>
+        </w:rPr>
+        <w:drawing>
+          <wp:inline distT="0" distB="0" distL="0" distR="0" wp14:anchorId="3FDF078B" wp14:editId="07F5FE60">
+            <wp:extent cx="6626225" cy="3478530"/>
+            <wp:effectExtent l="0" t="0" r="3175" b="7620"/>
+            <wp:docPr id="2081889521" name="Картина 34" descr="Картина, която съдържа текст, софтуер, Компютърна икона, Уеб страница"/>
+            <wp:cNvGraphicFramePr>
+              <a:graphicFrameLocks xmlns:a="http://schemas.openxmlformats.org/drawingml/2006/main" noChangeAspect="1"/>
+            </wp:cNvGraphicFramePr>
+            <a:graphic xmlns:a="http://schemas.openxmlformats.org/drawingml/2006/main">
+              <a:graphicData uri="http://schemas.openxmlformats.org/drawingml/2006/picture">
+                <pic:pic xmlns:pic="http://schemas.openxmlformats.org/drawingml/2006/picture">
+                  <pic:nvPicPr>
+                    <pic:cNvPr id="2081889521" name="Картина 34" descr="Картина, която съдържа текст, софтуер, Компютърна икона, Уеб страница"/>
+                    <pic:cNvPicPr/>
+                  </pic:nvPicPr>
+                  <pic:blipFill>
+                    <a:blip r:embed="rId37" cstate="print">
+                      <a:extLst>
+                        <a:ext uri="{28A0092B-C50C-407E-A947-70E740481C1C}">
+                          <a14:useLocalDpi xmlns:a14="http://schemas.microsoft.com/office/drawing/2010/main" val="0"/>
+                        </a:ext>
+                      </a:extLst>
+                    </a:blip>
+                    <a:stretch>
+                      <a:fillRect/>
+                    </a:stretch>
+                  </pic:blipFill>
+                  <pic:spPr>
+                    <a:xfrm>
+                      <a:off x="0" y="0"/>
+                      <a:ext cx="6626225" cy="3478530"/>
+                    </a:xfrm>
+                    <a:prstGeom prst="rect">
+                      <a:avLst/>
+                    </a:prstGeom>
+                  </pic:spPr>
+                </pic:pic>
+              </a:graphicData>
+            </a:graphic>
+          </wp:inline>
+        </w:drawing>
+      </w:r>
+    </w:p>
+    <w:p>
+      <w:pPr>
+        <w:spacing w:before="120" w:line="360" w:lineRule="auto"/>
+      </w:pPr>
+      <w:r>
+        <w:t>7</w:t>
+      </w:r>
+      <w:proofErr w:type="gramStart"/>
+      <w:r>
+        <w:t>.Setting</w:t>
+      </w:r>
+      <w:proofErr w:type="gramEnd"/>
+      <w:r>
+        <w:t xml:space="preserve"> up admin user and </w:t>
+      </w:r>
+      <w:proofErr w:type="gramStart"/>
+      <w:r>
+        <w:t>start</w:t>
+      </w:r>
+      <w:proofErr w:type="gramEnd"/>
+      <w:r>
+        <w:t xml:space="preserve"> using Jenkins</w:t>
+      </w:r>
+    </w:p>
+    <w:p>
+      <w:pPr>
+        <w:spacing w:before="120" w:line="360" w:lineRule="auto"/>
+      </w:pPr>
+      <w:r>
+        <w:rPr>
+          <w:noProof/>
+        </w:rPr>
+        <w:drawing>
+          <wp:inline distT="0" distB="0" distL="0" distR="0" wp14:anchorId="6F73A243" wp14:editId="05FE4DA9">
+            <wp:extent cx="6626225" cy="3478530"/>
+            <wp:effectExtent l="0" t="0" r="3175" b="7620"/>
+            <wp:docPr id="706039025" name="Картина 35" descr="Картина, която съдържа текст, софтуер, Компютърна икона, Уеб страница"/>
+            <wp:cNvGraphicFramePr>
+              <a:graphicFrameLocks xmlns:a="http://schemas.openxmlformats.org/drawingml/2006/main" noChangeAspect="1"/>
+            </wp:cNvGraphicFramePr>
+            <a:graphic xmlns:a="http://schemas.openxmlformats.org/drawingml/2006/main">
+              <a:graphicData uri="http://schemas.openxmlformats.org/drawingml/2006/picture">
+                <pic:pic xmlns:pic="http://schemas.openxmlformats.org/drawingml/2006/picture">
+                  <pic:nvPicPr>
+                    <pic:cNvPr id="706039025" name="Картина 35" descr="Картина, която съдържа текст, софтуер, Компютърна икона, Уеб страница"/>
+                    <pic:cNvPicPr/>
+                  </pic:nvPicPr>
+                  <pic:blipFill>
+                    <a:blip r:embed="rId38" cstate="print">
+                      <a:extLst>
+                        <a:ext uri="{28A0092B-C50C-407E-A947-70E740481C1C}">
+                          <a14:useLocalDpi xmlns:a14="http://schemas.microsoft.com/office/drawing/2010/main" val="0"/>
+                        </a:ext>
+                      </a:extLst>
+                    </a:blip>
+                    <a:stretch>
+                      <a:fillRect/>
+                    </a:stretch>
+                  </pic:blipFill>
+                  <pic:spPr>
+                    <a:xfrm>
+                      <a:off x="0" y="0"/>
+                      <a:ext cx="6626225" cy="3478530"/>
+                    </a:xfrm>
+                    <a:prstGeom prst="rect">
+                      <a:avLst/>
+                    </a:prstGeom>
+                  </pic:spPr>
+                </pic:pic>
+              </a:graphicData>
+            </a:graphic>
+          </wp:inline>
+        </w:drawing>
+      </w:r>
+    </w:p>
+    <w:p>
+      <w:pPr>
+        <w:spacing w:before="120" w:line="360" w:lineRule="auto"/>
+      </w:pPr>
+      <w:r>
+        <w:rPr>
+          <w:noProof/>
+        </w:rPr>
+        <w:lastRenderedPageBreak/>
+        <w:drawing>
+          <wp:inline distT="0" distB="0" distL="0" distR="0" wp14:anchorId="2B2E3436" wp14:editId="6E2B162A">
+            <wp:extent cx="6626225" cy="3478530"/>
+            <wp:effectExtent l="0" t="0" r="3175" b="7620"/>
+            <wp:docPr id="538453802" name="Картина 36" descr="Картина, която съдържа текст, софтуер, Компютърна икона, Уеб страница"/>
+            <wp:cNvGraphicFramePr>
+              <a:graphicFrameLocks xmlns:a="http://schemas.openxmlformats.org/drawingml/2006/main" noChangeAspect="1"/>
+            </wp:cNvGraphicFramePr>
+            <a:graphic xmlns:a="http://schemas.openxmlformats.org/drawingml/2006/main">
+              <a:graphicData uri="http://schemas.openxmlformats.org/drawingml/2006/picture">
+                <pic:pic xmlns:pic="http://schemas.openxmlformats.org/drawingml/2006/picture">
+                  <pic:nvPicPr>
+                    <pic:cNvPr id="538453802" name="Картина 36" descr="Картина, която съдържа текст, софтуер, Компютърна икона, Уеб страница"/>
+                    <pic:cNvPicPr/>
+                  </pic:nvPicPr>
+                  <pic:blipFill>
+                    <a:blip r:embed="rId39" cstate="print">
+                      <a:extLst>
+                        <a:ext uri="{28A0092B-C50C-407E-A947-70E740481C1C}">
+                          <a14:useLocalDpi xmlns:a14="http://schemas.microsoft.com/office/drawing/2010/main" val="0"/>
+                        </a:ext>
+                      </a:extLst>
+                    </a:blip>
+                    <a:stretch>
+                      <a:fillRect/>
+                    </a:stretch>
+                  </pic:blipFill>
+                  <pic:spPr>
+                    <a:xfrm>
+                      <a:off x="0" y="0"/>
+                      <a:ext cx="6626225" cy="3478530"/>
+                    </a:xfrm>
+                    <a:prstGeom prst="rect">
+                      <a:avLst/>
+                    </a:prstGeom>
+                  </pic:spPr>
+                </pic:pic>
+              </a:graphicData>
+            </a:graphic>
+          </wp:inline>
+        </w:drawing>
+      </w:r>
+    </w:p>
+    <w:p>
+      <w:pPr>
+        <w:spacing w:before="120" w:line="360" w:lineRule="auto"/>
+      </w:pPr>
+      <w:r>
+        <w:t xml:space="preserve">8. </w:t>
+      </w:r>
+      <w:proofErr w:type="spellStart"/>
+      <w:r>
+        <w:rPr>
+          <w:lang w:val="bg-BG"/>
+        </w:rPr>
+        <w:t>Install</w:t>
+      </w:r>
+      <w:proofErr w:type="spellEnd"/>
+      <w:r>
+        <w:rPr>
+          <w:lang w:val="bg-BG"/>
+        </w:rPr>
+        <w:t xml:space="preserve"> </w:t>
+      </w:r>
+      <w:proofErr w:type="spellStart"/>
+      <w:r>
+        <w:rPr>
+          <w:lang w:val="bg-BG"/>
+        </w:rPr>
+        <w:t>Docker</w:t>
+      </w:r>
+      <w:proofErr w:type="spellEnd"/>
+      <w:r>
+        <w:rPr>
+          <w:lang w:val="bg-BG"/>
+        </w:rPr>
+        <w:t xml:space="preserve"> CLI </w:t>
+      </w:r>
+      <w:proofErr w:type="spellStart"/>
+      <w:r>
+        <w:rPr>
+          <w:lang w:val="bg-BG"/>
+        </w:rPr>
+        <w:t>inside</w:t>
+      </w:r>
+      <w:proofErr w:type="spellEnd"/>
+      <w:r>
+        <w:rPr>
+          <w:lang w:val="bg-BG"/>
+        </w:rPr>
+        <w:t xml:space="preserve"> </w:t>
+      </w:r>
+      <w:proofErr w:type="spellStart"/>
+      <w:r>
+        <w:rPr>
+          <w:lang w:val="bg-BG"/>
+        </w:rPr>
+        <w:t>Jenkins</w:t>
+      </w:r>
+      <w:proofErr w:type="spellEnd"/>
+      <w:r>
+        <w:rPr>
+          <w:lang w:val="bg-BG"/>
+        </w:rPr>
+        <w:t xml:space="preserve"> </w:t>
+      </w:r>
+      <w:proofErr w:type="spellStart"/>
+      <w:r>
+        <w:rPr>
+          <w:lang w:val="bg-BG"/>
+        </w:rPr>
+        <w:t>container</w:t>
+      </w:r>
+      <w:proofErr w:type="spellEnd"/>
+      <w:r>
+        <w:t>, a</w:t>
+      </w:r>
+      <w:proofErr w:type="spellStart"/>
+      <w:r>
+        <w:rPr>
+          <w:lang w:val="bg-BG"/>
+        </w:rPr>
+        <w:t>dd</w:t>
+      </w:r>
+      <w:proofErr w:type="spellEnd"/>
+      <w:r>
+        <w:rPr>
+          <w:lang w:val="bg-BG"/>
+        </w:rPr>
+        <w:t xml:space="preserve"> </w:t>
+      </w:r>
+      <w:proofErr w:type="spellStart"/>
+      <w:r>
+        <w:rPr>
+          <w:lang w:val="bg-BG"/>
+        </w:rPr>
+        <w:t>jenkins</w:t>
+      </w:r>
+      <w:proofErr w:type="spellEnd"/>
+      <w:r>
+        <w:rPr>
+          <w:lang w:val="bg-BG"/>
+        </w:rPr>
+        <w:t xml:space="preserve"> </w:t>
+      </w:r>
+      <w:proofErr w:type="spellStart"/>
+      <w:r>
+        <w:rPr>
+          <w:lang w:val="bg-BG"/>
+        </w:rPr>
+        <w:t>user</w:t>
+      </w:r>
+      <w:proofErr w:type="spellEnd"/>
+      <w:r>
+        <w:rPr>
+          <w:lang w:val="bg-BG"/>
+        </w:rPr>
+        <w:t xml:space="preserve"> </w:t>
+      </w:r>
+      <w:proofErr w:type="spellStart"/>
+      <w:r>
+        <w:rPr>
+          <w:lang w:val="bg-BG"/>
+        </w:rPr>
+        <w:t>to</w:t>
+      </w:r>
+      <w:proofErr w:type="spellEnd"/>
+      <w:r>
+        <w:rPr>
+          <w:lang w:val="bg-BG"/>
+        </w:rPr>
+        <w:t xml:space="preserve"> </w:t>
+      </w:r>
+      <w:proofErr w:type="spellStart"/>
+      <w:r>
+        <w:rPr>
+          <w:lang w:val="bg-BG"/>
+        </w:rPr>
+        <w:t>docker</w:t>
+      </w:r>
+      <w:proofErr w:type="spellEnd"/>
+      <w:r>
+        <w:rPr>
+          <w:lang w:val="bg-BG"/>
+        </w:rPr>
+        <w:t xml:space="preserve"> group</w:t>
+      </w:r>
+      <w:r>
+        <w:t xml:space="preserve"> and r</w:t>
+      </w:r>
+      <w:proofErr w:type="spellStart"/>
+      <w:r>
+        <w:rPr>
+          <w:lang w:val="bg-BG"/>
+        </w:rPr>
+        <w:t>estart</w:t>
+      </w:r>
+      <w:proofErr w:type="spellEnd"/>
+      <w:r>
+        <w:rPr>
+          <w:lang w:val="bg-BG"/>
+        </w:rPr>
+        <w:t xml:space="preserve"> </w:t>
+      </w:r>
+      <w:proofErr w:type="spellStart"/>
+      <w:r>
+        <w:rPr>
+          <w:lang w:val="bg-BG"/>
+        </w:rPr>
+        <w:t>Jenkins</w:t>
+      </w:r>
+      <w:proofErr w:type="spellEnd"/>
+      <w:r>
+        <w:rPr>
+          <w:lang w:val="bg-BG"/>
+        </w:rPr>
+        <w:t xml:space="preserve"> </w:t>
+      </w:r>
+      <w:proofErr w:type="spellStart"/>
+      <w:r>
+        <w:rPr>
+          <w:lang w:val="bg-BG"/>
+        </w:rPr>
+        <w:t>container</w:t>
+      </w:r>
+      <w:proofErr w:type="spellEnd"/>
+    </w:p>
+    <w:p>
+      <w:pPr>
+        <w:spacing w:before="120" w:line="360" w:lineRule="auto"/>
+      </w:pPr>
+      <w:r>
+        <w:rPr>
+          <w:noProof/>
+        </w:rPr>
+        <w:drawing>
+          <wp:inline distT="0" distB="0" distL="0" distR="0" wp14:anchorId="4CC37198" wp14:editId="7A0AE8BA">
+            <wp:extent cx="6626225" cy="3478530"/>
+            <wp:effectExtent l="0" t="0" r="3175" b="7620"/>
+            <wp:docPr id="541853517" name="Картина 37" descr="Картина, която съдържа текст, екранна снимка, софтуер, Мултимедиен софтуер"/>
+            <wp:cNvGraphicFramePr>
+              <a:graphicFrameLocks xmlns:a="http://schemas.openxmlformats.org/drawingml/2006/main" noChangeAspect="1"/>
+            </wp:cNvGraphicFramePr>
+            <a:graphic xmlns:a="http://schemas.openxmlformats.org/drawingml/2006/main">
+              <a:graphicData uri="http://schemas.openxmlformats.org/drawingml/2006/picture">
+                <pic:pic xmlns:pic="http://schemas.openxmlformats.org/drawingml/2006/picture">
+                  <pic:nvPicPr>
+                    <pic:cNvPr id="541853517" name="Картина 37" descr="Картина, която съдържа текст, екранна снимка, софтуер, Мултимедиен софтуер"/>
+                    <pic:cNvPicPr/>
+                  </pic:nvPicPr>
+                  <pic:blipFill>
+                    <a:blip r:embed="rId40" cstate="print">
+                      <a:extLst>
+                        <a:ext uri="{28A0092B-C50C-407E-A947-70E740481C1C}">
+                          <a14:useLocalDpi xmlns:a14="http://schemas.microsoft.com/office/drawing/2010/main" val="0"/>
+                        </a:ext>
+                      </a:extLst>
+                    </a:blip>
+                    <a:stretch>
+                      <a:fillRect/>
+                    </a:stretch>
+                  </pic:blipFill>
+                  <pic:spPr>
+                    <a:xfrm>
+                      <a:off x="0" y="0"/>
+                      <a:ext cx="6626225" cy="3478530"/>
+                    </a:xfrm>
+                    <a:prstGeom prst="rect">
+                      <a:avLst/>
+                    </a:prstGeom>
+                  </pic:spPr>
+                </pic:pic>
+              </a:graphicData>
+            </a:graphic>
+          </wp:inline>
+        </w:drawing>
+      </w:r>
+    </w:p>
+    <w:p>
+      <w:pPr>
+        <w:spacing w:before="120" w:line="360" w:lineRule="auto"/>
+      </w:pPr>
+      <w:r>
+        <w:rPr>
+          <w:noProof/>
+        </w:rPr>
+        <w:lastRenderedPageBreak/>
+        <w:drawing>
+          <wp:inline distT="0" distB="0" distL="0" distR="0" wp14:anchorId="056462FC" wp14:editId="7D928BD2">
+            <wp:extent cx="6626225" cy="3478530"/>
+            <wp:effectExtent l="0" t="0" r="3175" b="7620"/>
+            <wp:docPr id="1934822969" name="Картина 38" descr="Картина, която съдържа текст, екранна снимка, софтуер, Мултимедиен софтуер"/>
+            <wp:cNvGraphicFramePr>
+              <a:graphicFrameLocks xmlns:a="http://schemas.openxmlformats.org/drawingml/2006/main" noChangeAspect="1"/>
+            </wp:cNvGraphicFramePr>
+            <a:graphic xmlns:a="http://schemas.openxmlformats.org/drawingml/2006/main">
+              <a:graphicData uri="http://schemas.openxmlformats.org/drawingml/2006/picture">
+                <pic:pic xmlns:pic="http://schemas.openxmlformats.org/drawingml/2006/picture">
+                  <pic:nvPicPr>
+                    <pic:cNvPr id="1934822969" name="Картина 38" descr="Картина, която съдържа текст, екранна снимка, софтуер, Мултимедиен софтуер"/>
+                    <pic:cNvPicPr/>
+                  </pic:nvPicPr>
+                  <pic:blipFill>
+                    <a:blip r:embed="rId41" cstate="print">
+                      <a:extLst>
+                        <a:ext uri="{28A0092B-C50C-407E-A947-70E740481C1C}">
+                          <a14:useLocalDpi xmlns:a14="http://schemas.microsoft.com/office/drawing/2010/main" val="0"/>
+                        </a:ext>
+                      </a:extLst>
+                    </a:blip>
+                    <a:stretch>
+                      <a:fillRect/>
+                    </a:stretch>
+                  </pic:blipFill>
+                  <pic:spPr>
+                    <a:xfrm>
+                      <a:off x="0" y="0"/>
+                      <a:ext cx="6626225" cy="3478530"/>
+                    </a:xfrm>
+                    <a:prstGeom prst="rect">
+                      <a:avLst/>
+                    </a:prstGeom>
+                  </pic:spPr>
+                </pic:pic>
+              </a:graphicData>
+            </a:graphic>
+          </wp:inline>
+        </w:drawing>
+      </w:r>
+    </w:p>
+    <w:p>
+      <w:pPr>
+        <w:spacing w:before="120" w:line="360" w:lineRule="auto"/>
+      </w:pPr>
+      <w:r>
+        <w:rPr>
+          <w:noProof/>
+        </w:rPr>
+        <w:drawing>
+          <wp:inline distT="0" distB="0" distL="0" distR="0" wp14:anchorId="123B54B8" wp14:editId="40AB1006">
+            <wp:extent cx="6626225" cy="344805"/>
+            <wp:effectExtent l="0" t="0" r="3175" b="0"/>
+            <wp:docPr id="891951937" name="Картина 39"/>
+            <wp:cNvGraphicFramePr>
+              <a:graphicFrameLocks xmlns:a="http://schemas.openxmlformats.org/drawingml/2006/main" noChangeAspect="1"/>
+            </wp:cNvGraphicFramePr>
+            <a:graphic xmlns:a="http://schemas.openxmlformats.org/drawingml/2006/main">
+              <a:graphicData uri="http://schemas.openxmlformats.org/drawingml/2006/picture">
+                <pic:pic xmlns:pic="http://schemas.openxmlformats.org/drawingml/2006/picture">
+                  <pic:nvPicPr>
+                    <pic:cNvPr id="891951937" name="Картина 891951937"/>
+                    <pic:cNvPicPr/>
+                  </pic:nvPicPr>
+                  <pic:blipFill>
+                    <a:blip r:embed="rId42" cstate="print">
+                      <a:extLst>
+                        <a:ext uri="{28A0092B-C50C-407E-A947-70E740481C1C}">
+                          <a14:useLocalDpi xmlns:a14="http://schemas.microsoft.com/office/drawing/2010/main" val="0"/>
+                        </a:ext>
+                      </a:extLst>
+                    </a:blip>
+                    <a:stretch>
+                      <a:fillRect/>
+                    </a:stretch>
+                  </pic:blipFill>
+                  <pic:spPr>
+                    <a:xfrm>
+                      <a:off x="0" y="0"/>
+                      <a:ext cx="6626225" cy="344805"/>
+                    </a:xfrm>
+                    <a:prstGeom prst="rect">
+                      <a:avLst/>
+                    </a:prstGeom>
+                  </pic:spPr>
+                </pic:pic>
+              </a:graphicData>
+            </a:graphic>
+          </wp:inline>
+        </w:drawing>
+      </w:r>
+    </w:p>
+    <w:p>
+      <w:pPr>
+        <w:spacing w:before="120" w:line="360" w:lineRule="auto"/>
+      </w:pPr>
+      <w:r>
+        <w:t xml:space="preserve">9.Creating new repository for the Java-counter app in </w:t>
+      </w:r>
+      <w:proofErr w:type="spellStart"/>
+      <w:r>
+        <w:t>Gitea</w:t>
+      </w:r>
+      <w:proofErr w:type="spellEnd"/>
+      <w:r>
+        <w:t xml:space="preserve"> and pushing the code</w:t>
+      </w:r>
+    </w:p>
+    <w:p>
+      <w:pPr>
+        <w:spacing w:before="120" w:line="360" w:lineRule="auto"/>
+      </w:pPr>
+      <w:r>
+        <w:rPr>
+          <w:noProof/>
+        </w:rPr>
+        <w:drawing>
+          <wp:inline distT="0" distB="0" distL="0" distR="0" wp14:anchorId="698D06F3" wp14:editId="75F4536D">
+            <wp:extent cx="6626225" cy="3478530"/>
+            <wp:effectExtent l="0" t="0" r="3175" b="7620"/>
+            <wp:docPr id="1803631320" name="Картина 40" descr="Картина, която съдържа текст, софтуер, Компютърна икона, Уеб страница"/>
+            <wp:cNvGraphicFramePr>
+              <a:graphicFrameLocks xmlns:a="http://schemas.openxmlformats.org/drawingml/2006/main" noChangeAspect="1"/>
+            </wp:cNvGraphicFramePr>
+            <a:graphic xmlns:a="http://schemas.openxmlformats.org/drawingml/2006/main">
+              <a:graphicData uri="http://schemas.openxmlformats.org/drawingml/2006/picture">
+                <pic:pic xmlns:pic="http://schemas.openxmlformats.org/drawingml/2006/picture">
+                  <pic:nvPicPr>
+                    <pic:cNvPr id="1803631320" name="Картина 40" descr="Картина, която съдържа текст, софтуер, Компютърна икона, Уеб страница"/>
+                    <pic:cNvPicPr/>
+                  </pic:nvPicPr>
+                  <pic:blipFill>
+                    <a:blip r:embed="rId43" cstate="print">
+                      <a:extLst>
+                        <a:ext uri="{28A0092B-C50C-407E-A947-70E740481C1C}">
+                          <a14:useLocalDpi xmlns:a14="http://schemas.microsoft.com/office/drawing/2010/main" val="0"/>
+                        </a:ext>
+                      </a:extLst>
+                    </a:blip>
+                    <a:stretch>
+                      <a:fillRect/>
+                    </a:stretch>
+                  </pic:blipFill>
+                  <pic:spPr>
+                    <a:xfrm>
+                      <a:off x="0" y="0"/>
+                      <a:ext cx="6626225" cy="3478530"/>
+                    </a:xfrm>
+                    <a:prstGeom prst="rect">
+                      <a:avLst/>
+                    </a:prstGeom>
+                  </pic:spPr>
+                </pic:pic>
+              </a:graphicData>
+            </a:graphic>
+          </wp:inline>
+        </w:drawing>
+      </w:r>
+    </w:p>
+    <w:p>
+      <w:pPr>
+        <w:spacing w:before="120" w:line="360" w:lineRule="auto"/>
+      </w:pPr>
+      <w:r>
+        <w:rPr>
+          <w:noProof/>
+        </w:rPr>
+        <w:lastRenderedPageBreak/>
+        <w:drawing>
+          <wp:inline distT="0" distB="0" distL="0" distR="0" wp14:anchorId="20B0D504" wp14:editId="5FCA7B98">
+            <wp:extent cx="6626225" cy="2233930"/>
+            <wp:effectExtent l="0" t="0" r="3175" b="0"/>
+            <wp:docPr id="1456635682" name="Картина 41" descr="Картина, която съдържа текст, екранна снимка, Шрифт"/>
+            <wp:cNvGraphicFramePr>
+              <a:graphicFrameLocks xmlns:a="http://schemas.openxmlformats.org/drawingml/2006/main" noChangeAspect="1"/>
+            </wp:cNvGraphicFramePr>
+            <a:graphic xmlns:a="http://schemas.openxmlformats.org/drawingml/2006/main">
+              <a:graphicData uri="http://schemas.openxmlformats.org/drawingml/2006/picture">
+                <pic:pic xmlns:pic="http://schemas.openxmlformats.org/drawingml/2006/picture">
+                  <pic:nvPicPr>
+                    <pic:cNvPr id="1456635682" name="Картина 41" descr="Картина, която съдържа текст, екранна снимка, Шрифт"/>
+                    <pic:cNvPicPr/>
+                  </pic:nvPicPr>
+                  <pic:blipFill>
+                    <a:blip r:embed="rId44" cstate="print">
+                      <a:extLst>
+                        <a:ext uri="{28A0092B-C50C-407E-A947-70E740481C1C}">
+                          <a14:useLocalDpi xmlns:a14="http://schemas.microsoft.com/office/drawing/2010/main" val="0"/>
+                        </a:ext>
+                      </a:extLst>
+                    </a:blip>
+                    <a:stretch>
+                      <a:fillRect/>
+                    </a:stretch>
+                  </pic:blipFill>
+                  <pic:spPr>
+                    <a:xfrm>
+                      <a:off x="0" y="0"/>
+                      <a:ext cx="6626225" cy="2233930"/>
+                    </a:xfrm>
+                    <a:prstGeom prst="rect">
+                      <a:avLst/>
+                    </a:prstGeom>
+                  </pic:spPr>
+                </pic:pic>
+              </a:graphicData>
+            </a:graphic>
+          </wp:inline>
+        </w:drawing>
+      </w:r>
+    </w:p>
+    <w:p>
+      <w:pPr>
+        <w:spacing w:before="120" w:line="360" w:lineRule="auto"/>
+      </w:pPr>
+      <w:r>
+        <w:rPr>
+          <w:noProof/>
+        </w:rPr>
+        <w:drawing>
+          <wp:inline distT="0" distB="0" distL="0" distR="0" wp14:anchorId="1A71FFE6" wp14:editId="37AF6BE2">
+            <wp:extent cx="6626225" cy="1662430"/>
+            <wp:effectExtent l="0" t="0" r="3175" b="0"/>
+            <wp:docPr id="21656771" name="Картина 42" descr="Картина, която съдържа текст, екранна снимка, Шрифт"/>
+            <wp:cNvGraphicFramePr>
+              <a:graphicFrameLocks xmlns:a="http://schemas.openxmlformats.org/drawingml/2006/main" noChangeAspect="1"/>
+            </wp:cNvGraphicFramePr>
+            <a:graphic xmlns:a="http://schemas.openxmlformats.org/drawingml/2006/main">
+              <a:graphicData uri="http://schemas.openxmlformats.org/drawingml/2006/picture">
+                <pic:pic xmlns:pic="http://schemas.openxmlformats.org/drawingml/2006/picture">
+                  <pic:nvPicPr>
+                    <pic:cNvPr id="21656771" name="Картина 42" descr="Картина, която съдържа текст, екранна снимка, Шрифт"/>
+                    <pic:cNvPicPr/>
+                  </pic:nvPicPr>
+                  <pic:blipFill>
+                    <a:blip r:embed="rId45" cstate="print">
+                      <a:extLst>
+                        <a:ext uri="{28A0092B-C50C-407E-A947-70E740481C1C}">
+                          <a14:useLocalDpi xmlns:a14="http://schemas.microsoft.com/office/drawing/2010/main" val="0"/>
+                        </a:ext>
+                      </a:extLst>
+                    </a:blip>
+                    <a:stretch>
+                      <a:fillRect/>
+                    </a:stretch>
+                  </pic:blipFill>
+                  <pic:spPr>
+                    <a:xfrm>
+                      <a:off x="0" y="0"/>
+                      <a:ext cx="6626225" cy="1662430"/>
+                    </a:xfrm>
+                    <a:prstGeom prst="rect">
+                      <a:avLst/>
+                    </a:prstGeom>
+                  </pic:spPr>
+                </pic:pic>
+              </a:graphicData>
+            </a:graphic>
+          </wp:inline>
+        </w:drawing>
+      </w:r>
+    </w:p>
+    <w:p>
+      <w:pPr>
+        <w:spacing w:before="120" w:line="360" w:lineRule="auto"/>
+      </w:pPr>
+      <w:r>
+        <w:rPr>
+          <w:noProof/>
+        </w:rPr>
+        <w:drawing>
+          <wp:inline distT="0" distB="0" distL="0" distR="0" wp14:anchorId="4015D2F0" wp14:editId="0263548E">
+            <wp:extent cx="6626225" cy="3478530"/>
+            <wp:effectExtent l="0" t="0" r="3175" b="7620"/>
+            <wp:docPr id="365970056" name="Картина 43" descr="Картина, която съдържа текст, екранна снимка, софтуер, номер"/>
+            <wp:cNvGraphicFramePr>
+              <a:graphicFrameLocks xmlns:a="http://schemas.openxmlformats.org/drawingml/2006/main" noChangeAspect="1"/>
+            </wp:cNvGraphicFramePr>
+            <a:graphic xmlns:a="http://schemas.openxmlformats.org/drawingml/2006/main">
+              <a:graphicData uri="http://schemas.openxmlformats.org/drawingml/2006/picture">
+                <pic:pic xmlns:pic="http://schemas.openxmlformats.org/drawingml/2006/picture">
+                  <pic:nvPicPr>
+                    <pic:cNvPr id="365970056" name="Картина 43" descr="Картина, която съдържа текст, екранна снимка, софтуер, номер"/>
+                    <pic:cNvPicPr/>
+                  </pic:nvPicPr>
+                  <pic:blipFill>
+                    <a:blip r:embed="rId46" cstate="print">
+                      <a:extLst>
+                        <a:ext uri="{28A0092B-C50C-407E-A947-70E740481C1C}">
+                          <a14:useLocalDpi xmlns:a14="http://schemas.microsoft.com/office/drawing/2010/main" val="0"/>
+                        </a:ext>
+                      </a:extLst>
+                    </a:blip>
+                    <a:stretch>
+                      <a:fillRect/>
+                    </a:stretch>
+                  </pic:blipFill>
+                  <pic:spPr>
+                    <a:xfrm>
+                      <a:off x="0" y="0"/>
+                      <a:ext cx="6626225" cy="3478530"/>
+                    </a:xfrm>
+                    <a:prstGeom prst="rect">
+                      <a:avLst/>
+                    </a:prstGeom>
+                  </pic:spPr>
+                </pic:pic>
+              </a:graphicData>
+            </a:graphic>
+          </wp:inline>
+        </w:drawing>
+      </w:r>
+    </w:p>
+    <w:p>
+      <w:pPr>
+        <w:spacing w:before="120" w:line="360" w:lineRule="auto"/>
+      </w:pPr>
+      <w:r>
+        <w:t>10. Configuring the Jenkins pipeline</w:t>
+      </w:r>
+    </w:p>
+    <w:p>
+      <w:pPr>
+        <w:spacing w:before="120" w:line="360" w:lineRule="auto"/>
+      </w:pPr>
+      <w:r>
+        <w:rPr>
+          <w:noProof/>
+        </w:rPr>
+        <w:lastRenderedPageBreak/>
+        <w:drawing>
+          <wp:inline distT="0" distB="0" distL="0" distR="0" wp14:anchorId="5B645103" wp14:editId="7A517874">
+            <wp:extent cx="6626225" cy="3478530"/>
+            <wp:effectExtent l="0" t="0" r="3175" b="7620"/>
+            <wp:docPr id="37798356" name="Картина 44" descr="Картина, която съдържа текст, софтуер, Компютърна икона, Уеб страница"/>
+            <wp:cNvGraphicFramePr>
+              <a:graphicFrameLocks xmlns:a="http://schemas.openxmlformats.org/drawingml/2006/main" noChangeAspect="1"/>
+            </wp:cNvGraphicFramePr>
+            <a:graphic xmlns:a="http://schemas.openxmlformats.org/drawingml/2006/main">
+              <a:graphicData uri="http://schemas.openxmlformats.org/drawingml/2006/picture">
+                <pic:pic xmlns:pic="http://schemas.openxmlformats.org/drawingml/2006/picture">
+                  <pic:nvPicPr>
+                    <pic:cNvPr id="37798356" name="Картина 44" descr="Картина, която съдържа текст, софтуер, Компютърна икона, Уеб страница"/>
+                    <pic:cNvPicPr/>
+                  </pic:nvPicPr>
+                  <pic:blipFill>
+                    <a:blip r:embed="rId47" cstate="print">
+                      <a:extLst>
+                        <a:ext uri="{28A0092B-C50C-407E-A947-70E740481C1C}">
+                          <a14:useLocalDpi xmlns:a14="http://schemas.microsoft.com/office/drawing/2010/main" val="0"/>
+                        </a:ext>
+                      </a:extLst>
+                    </a:blip>
+                    <a:stretch>
+                      <a:fillRect/>
+                    </a:stretch>
+                  </pic:blipFill>
+                  <pic:spPr>
+                    <a:xfrm>
+                      <a:off x="0" y="0"/>
+                      <a:ext cx="6626225" cy="3478530"/>
+                    </a:xfrm>
+                    <a:prstGeom prst="rect">
+                      <a:avLst/>
+                    </a:prstGeom>
+                  </pic:spPr>
+                </pic:pic>
+              </a:graphicData>
+            </a:graphic>
+          </wp:inline>
+        </w:drawing>
+      </w:r>
+    </w:p>
+    <w:p>
+      <w:pPr>
+        <w:spacing w:before="120" w:line="360" w:lineRule="auto"/>
+      </w:pPr>
+      <w:r>
+        <w:rPr>
+          <w:noProof/>
+        </w:rPr>
+        <w:drawing>
+          <wp:inline distT="0" distB="0" distL="0" distR="0" wp14:anchorId="629F7F5D" wp14:editId="21CE16E8">
+            <wp:extent cx="6626225" cy="3478530"/>
+            <wp:effectExtent l="0" t="0" r="3175" b="7620"/>
+            <wp:docPr id="1385932101" name="Картина 45" descr="Картина, която съдържа текст, софтуер, Компютърна икона, Уеб страница"/>
+            <wp:cNvGraphicFramePr>
+              <a:graphicFrameLocks xmlns:a="http://schemas.openxmlformats.org/drawingml/2006/main" noChangeAspect="1"/>
+            </wp:cNvGraphicFramePr>
+            <a:graphic xmlns:a="http://schemas.openxmlformats.org/drawingml/2006/main">
+              <a:graphicData uri="http://schemas.openxmlformats.org/drawingml/2006/picture">
+                <pic:pic xmlns:pic="http://schemas.openxmlformats.org/drawingml/2006/picture">
+                  <pic:nvPicPr>
+                    <pic:cNvPr id="1385932101" name="Картина 45" descr="Картина, която съдържа текст, софтуер, Компютърна икона, Уеб страница"/>
+                    <pic:cNvPicPr/>
+                  </pic:nvPicPr>
+                  <pic:blipFill>
+                    <a:blip r:embed="rId48" cstate="print">
+                      <a:extLst>
+                        <a:ext uri="{28A0092B-C50C-407E-A947-70E740481C1C}">
+                          <a14:useLocalDpi xmlns:a14="http://schemas.microsoft.com/office/drawing/2010/main" val="0"/>
+                        </a:ext>
+                      </a:extLst>
+                    </a:blip>
+                    <a:stretch>
+                      <a:fillRect/>
+                    </a:stretch>
+                  </pic:blipFill>
+                  <pic:spPr>
+                    <a:xfrm>
+                      <a:off x="0" y="0"/>
+                      <a:ext cx="6626225" cy="3478530"/>
+                    </a:xfrm>
+                    <a:prstGeom prst="rect">
+                      <a:avLst/>
+                    </a:prstGeom>
+                  </pic:spPr>
+                </pic:pic>
+              </a:graphicData>
+            </a:graphic>
+          </wp:inline>
+        </w:drawing>
+      </w:r>
+    </w:p>
+    <w:p>
+      <w:pPr>
+        <w:spacing w:before="120" w:line="360" w:lineRule="auto"/>
+      </w:pPr>
+      <w:r>
+        <w:rPr>
+          <w:noProof/>
+        </w:rPr>
+        <w:lastRenderedPageBreak/>
+        <w:drawing>
+          <wp:inline distT="0" distB="0" distL="0" distR="0" wp14:anchorId="62BECF14" wp14:editId="0E77B7AD">
+            <wp:extent cx="6626225" cy="3478530"/>
+            <wp:effectExtent l="0" t="0" r="3175" b="7620"/>
+            <wp:docPr id="1581135324" name="Картина 46" descr="Картина, която съдържа текст, софтуер, Компютърна икона, Уеб страница"/>
+            <wp:cNvGraphicFramePr>
+              <a:graphicFrameLocks xmlns:a="http://schemas.openxmlformats.org/drawingml/2006/main" noChangeAspect="1"/>
+            </wp:cNvGraphicFramePr>
+            <a:graphic xmlns:a="http://schemas.openxmlformats.org/drawingml/2006/main">
+              <a:graphicData uri="http://schemas.openxmlformats.org/drawingml/2006/picture">
+                <pic:pic xmlns:pic="http://schemas.openxmlformats.org/drawingml/2006/picture">
+                  <pic:nvPicPr>
+                    <pic:cNvPr id="1581135324" name="Картина 46" descr="Картина, която съдържа текст, софтуер, Компютърна икона, Уеб страница"/>
+                    <pic:cNvPicPr/>
+                  </pic:nvPicPr>
+                  <pic:blipFill>
+                    <a:blip r:embed="rId49" cstate="print">
+                      <a:extLst>
+                        <a:ext uri="{28A0092B-C50C-407E-A947-70E740481C1C}">
+                          <a14:useLocalDpi xmlns:a14="http://schemas.microsoft.com/office/drawing/2010/main" val="0"/>
+                        </a:ext>
+                      </a:extLst>
+                    </a:blip>
+                    <a:stretch>
+                      <a:fillRect/>
+                    </a:stretch>
+                  </pic:blipFill>
+                  <pic:spPr>
+                    <a:xfrm>
+                      <a:off x="0" y="0"/>
+                      <a:ext cx="6626225" cy="3478530"/>
+                    </a:xfrm>
+                    <a:prstGeom prst="rect">
+                      <a:avLst/>
+                    </a:prstGeom>
+                  </pic:spPr>
+                </pic:pic>
+              </a:graphicData>
+            </a:graphic>
+          </wp:inline>
+        </w:drawing>
+      </w:r>
+    </w:p>
+    <w:p>
+      <w:pPr>
+        <w:spacing w:before="120" w:line="360" w:lineRule="auto"/>
+      </w:pPr>
+      <w:r>
+        <w:rPr>
+          <w:noProof/>
+        </w:rPr>
+        <w:drawing>
+          <wp:inline distT="0" distB="0" distL="0" distR="0" wp14:anchorId="779CC8E7" wp14:editId="1C2D3C87">
+            <wp:extent cx="6626225" cy="3478530"/>
+            <wp:effectExtent l="0" t="0" r="3175" b="7620"/>
+            <wp:docPr id="1224208949" name="Картина 47" descr="Картина, която съдържа текст, софтуер, Компютърна икона, Уеб страница"/>
+            <wp:cNvGraphicFramePr>
+              <a:graphicFrameLocks xmlns:a="http://schemas.openxmlformats.org/drawingml/2006/main" noChangeAspect="1"/>
+            </wp:cNvGraphicFramePr>
+            <a:graphic xmlns:a="http://schemas.openxmlformats.org/drawingml/2006/main">
+              <a:graphicData uri="http://schemas.openxmlformats.org/drawingml/2006/picture">
+                <pic:pic xmlns:pic="http://schemas.openxmlformats.org/drawingml/2006/picture">
+                  <pic:nvPicPr>
+                    <pic:cNvPr id="1224208949" name="Картина 47" descr="Картина, която съдържа текст, софтуер, Компютърна икона, Уеб страница"/>
+                    <pic:cNvPicPr/>
+                  </pic:nvPicPr>
+                  <pic:blipFill>
+                    <a:blip r:embed="rId50" cstate="print">
+                      <a:extLst>
+                        <a:ext uri="{28A0092B-C50C-407E-A947-70E740481C1C}">
+                          <a14:useLocalDpi xmlns:a14="http://schemas.microsoft.com/office/drawing/2010/main" val="0"/>
+                        </a:ext>
+                      </a:extLst>
+                    </a:blip>
+                    <a:stretch>
+                      <a:fillRect/>
+                    </a:stretch>
+                  </pic:blipFill>
+                  <pic:spPr>
+                    <a:xfrm>
+                      <a:off x="0" y="0"/>
+                      <a:ext cx="6626225" cy="3478530"/>
+                    </a:xfrm>
+                    <a:prstGeom prst="rect">
+                      <a:avLst/>
+                    </a:prstGeom>
+                  </pic:spPr>
+                </pic:pic>
+              </a:graphicData>
+            </a:graphic>
+          </wp:inline>
+        </w:drawing>
+      </w:r>
+    </w:p>
+    <w:p>
+      <w:pPr>
+        <w:spacing w:before="120" w:line="360" w:lineRule="auto"/>
+      </w:pPr>
+      <w:r>
+        <w:t>11. Executing and testing the pipeline</w:t>
+      </w:r>
+    </w:p>
+    <w:p>
+      <w:pPr>
+        <w:spacing w:before="120" w:line="360" w:lineRule="auto"/>
+      </w:pPr>
+      <w:r>
+        <w:rPr>
+          <w:noProof/>
+        </w:rPr>
+        <w:lastRenderedPageBreak/>
+        <w:drawing>
+          <wp:inline distT="0" distB="0" distL="0" distR="0" wp14:anchorId="477F6AD7" wp14:editId="2964BC54">
+            <wp:extent cx="6626225" cy="3478530"/>
+            <wp:effectExtent l="0" t="0" r="3175" b="7620"/>
+            <wp:docPr id="445475742" name="Картина 48" descr="Картина, която съдържа текст, софтуер, Уеб страница, Компютърна икона"/>
+            <wp:cNvGraphicFramePr>
+              <a:graphicFrameLocks xmlns:a="http://schemas.openxmlformats.org/drawingml/2006/main" noChangeAspect="1"/>
+            </wp:cNvGraphicFramePr>
+            <a:graphic xmlns:a="http://schemas.openxmlformats.org/drawingml/2006/main">
+              <a:graphicData uri="http://schemas.openxmlformats.org/drawingml/2006/picture">
+                <pic:pic xmlns:pic="http://schemas.openxmlformats.org/drawingml/2006/picture">
+                  <pic:nvPicPr>
+                    <pic:cNvPr id="445475742" name="Картина 48" descr="Картина, която съдържа текст, софтуер, Уеб страница, Компютърна икона"/>
+                    <pic:cNvPicPr/>
+                  </pic:nvPicPr>
+                  <pic:blipFill>
+                    <a:blip r:embed="rId51" cstate="print">
+                      <a:extLst>
+                        <a:ext uri="{28A0092B-C50C-407E-A947-70E740481C1C}">
+                          <a14:useLocalDpi xmlns:a14="http://schemas.microsoft.com/office/drawing/2010/main" val="0"/>
+                        </a:ext>
+                      </a:extLst>
+                    </a:blip>
+                    <a:stretch>
+                      <a:fillRect/>
+                    </a:stretch>
+                  </pic:blipFill>
+                  <pic:spPr>
+                    <a:xfrm>
+                      <a:off x="0" y="0"/>
+                      <a:ext cx="6626225" cy="3478530"/>
+                    </a:xfrm>
+                    <a:prstGeom prst="rect">
+                      <a:avLst/>
+                    </a:prstGeom>
+                  </pic:spPr>
+                </pic:pic>
+              </a:graphicData>
+            </a:graphic>
+          </wp:inline>
+        </w:drawing>
+      </w:r>
+    </w:p>
+    <w:p>
+      <w:pPr>
+        <w:spacing w:before="120" w:line="360" w:lineRule="auto"/>
+      </w:pPr>
+      <w:r>
+        <w:rPr>
+          <w:noProof/>
+        </w:rPr>
+        <w:drawing>
+          <wp:inline distT="0" distB="0" distL="0" distR="0" wp14:anchorId="1A3EA4DF" wp14:editId="2CE00677">
+            <wp:extent cx="6626225" cy="3478530"/>
+            <wp:effectExtent l="0" t="0" r="3175" b="7620"/>
+            <wp:docPr id="945157985" name="Картина 49" descr="Картина, която съдържа текст, софтуер, Компютърна икона, Уеб страница"/>
+            <wp:cNvGraphicFramePr>
+              <a:graphicFrameLocks xmlns:a="http://schemas.openxmlformats.org/drawingml/2006/main" noChangeAspect="1"/>
+            </wp:cNvGraphicFramePr>
+            <a:graphic xmlns:a="http://schemas.openxmlformats.org/drawingml/2006/main">
+              <a:graphicData uri="http://schemas.openxmlformats.org/drawingml/2006/picture">
+                <pic:pic xmlns:pic="http://schemas.openxmlformats.org/drawingml/2006/picture">
+                  <pic:nvPicPr>
+                    <pic:cNvPr id="945157985" name="Картина 49" descr="Картина, която съдържа текст, софтуер, Компютърна икона, Уеб страница"/>
+                    <pic:cNvPicPr/>
+                  </pic:nvPicPr>
+                  <pic:blipFill>
+                    <a:blip r:embed="rId52" cstate="print">
+                      <a:extLst>
+                        <a:ext uri="{28A0092B-C50C-407E-A947-70E740481C1C}">
+                          <a14:useLocalDpi xmlns:a14="http://schemas.microsoft.com/office/drawing/2010/main" val="0"/>
+                        </a:ext>
+                      </a:extLst>
+                    </a:blip>
+                    <a:stretch>
+                      <a:fillRect/>
+                    </a:stretch>
+                  </pic:blipFill>
+                  <pic:spPr>
+                    <a:xfrm>
+                      <a:off x="0" y="0"/>
+                      <a:ext cx="6626225" cy="3478530"/>
+                    </a:xfrm>
+                    <a:prstGeom prst="rect">
+                      <a:avLst/>
+                    </a:prstGeom>
+                  </pic:spPr>
+                </pic:pic>
+              </a:graphicData>
+            </a:graphic>
+          </wp:inline>
+        </w:drawing>
+      </w:r>
     </w:p>
     <w:sectPr>
-      <w:headerReference w:type="default" r:id="rId35"/>
-      <w:footerReference w:type="default" r:id="rId36"/>
+      <w:headerReference w:type="default" r:id="rId53"/>
+      <w:footerReference w:type="default" r:id="rId54"/>
       <w:pgSz w:w="11909" w:h="16834" w:code="9"/>
       <w:pgMar w:top="567" w:right="737" w:bottom="1077" w:left="737" w:header="567" w:footer="794" w:gutter="0"/>
       <w:cols w:space="720"/>
@@ -10353,7 +11529,6 @@
   <w:style w:type="character" w:default="1" w:styleId="a0">
     <w:name w:val="Default Paragraph Font"/>
     <w:uiPriority w:val="1"/>
-    <w:semiHidden/>
     <w:unhideWhenUsed/>
   </w:style>
   <w:style w:type="table" w:default="1" w:styleId="a1">
